--- a/教案生成器/lesson-plan-docx-generator/docs/evidence/issue-73-synthetic-course/artifacts/教案15_项目三：排序与检索性能_稳定性、原地性与插入排序工作机理.docx
+++ b/教案生成器/lesson-plan-docx-generator/docs/evidence/issue-73-synthetic-course/artifacts/教案15_项目三：排序与检索性能_稳定性、原地性与插入排序工作机理.docx
@@ -877,7 +877,43 @@
                 <w:sz w:val="24"/>
                 <w:szCs w:val="24"/>
               </w:rPr>
-              <w:t>4. 直接插入排序原地运行、辅助空间 O(1)，最好比较为 O(n)，平均与最坏为 O(n²)；按不同状态字段排序时只作算法测试，不推断库存可用性。</w:t>
+              <w:t>4. 直接插入排序原地运行、辅助空间 O(1)。若 n 个互异键的输入次序均匀随机，平均比较和移动为 Θ(n²)；最坏比较和移动为 Θ(n²)。</w:t>
+            </w:r>
+          </w:p>
+          <w:p>
+            <w:pPr>
+              <w:jc w:val="left"/>
+              <w:rPr>
+                <w:rFonts w:ascii="仿宋" w:eastAsia="仿宋" w:hAnsi="仿宋"/>
+                <w:sz w:val="24"/>
+                <w:szCs w:val="24"/>
+              </w:rPr>
+            </w:pPr>
+            <w:r>
+              <w:rPr>
+                <w:rFonts w:ascii="仿宋" w:eastAsia="仿宋" w:hAnsi="仿宋" w:hint="eastAsia"/>
+                <w:sz w:val="24"/>
+                <w:szCs w:val="24"/>
+              </w:rPr>
+              <w:t>5. 输入已升序时每个新键只需一次失败比较，比较O(n)、移动0；移位数等于严格逆序对数I，I≤n(n-1)/2；互异键严格递减时达到该上界，比较/移动为Θ(n²)。</w:t>
+            </w:r>
+          </w:p>
+          <w:p>
+            <w:pPr>
+              <w:jc w:val="left"/>
+              <w:rPr>
+                <w:rFonts w:ascii="仿宋" w:eastAsia="仿宋" w:hAnsi="仿宋"/>
+                <w:sz w:val="24"/>
+                <w:szCs w:val="24"/>
+              </w:rPr>
+            </w:pPr>
+            <w:r>
+              <w:rPr>
+                <w:rFonts w:ascii="仿宋" w:eastAsia="仿宋" w:hAnsi="仿宋" w:hint="eastAsia"/>
+                <w:sz w:val="24"/>
+                <w:szCs w:val="24"/>
+              </w:rPr>
+              <w:t>6. 移位数等于严格逆序对数 I，I≤n(n−1)/2；只有互异键严格递减时达到该上界。对近乎有序输入，比较与移动可按 O(n+I) 理解；以上平均复杂度采用互异键均匀随机排列模型，不能外推到所有输入。</w:t>
             </w:r>
           </w:p>
         </w:tc>
@@ -1185,6 +1221,26 @@
                 <w:szCs w:val="24"/>
               </w:rPr>
               <w:t>2. 说明插入排序只移动严格大于待插入键的前项时，为什么能保持同键记录的输入次序。</w:t>
+            </w:r>
+          </w:p>
+          <w:p>
+            <w:pPr>
+              <w:snapToGrid w:val="0"/>
+              <w:ind w:left="252" w:hangingChars="105" w:hanging="252"/>
+              <w:jc w:val="left"/>
+              <w:rPr>
+                <w:rFonts w:ascii="仿宋" w:eastAsia="仿宋" w:hAnsi="仿宋"/>
+                <w:sz w:val="24"/>
+                <w:szCs w:val="24"/>
+              </w:rPr>
+            </w:pPr>
+            <w:r>
+              <w:rPr>
+                <w:rFonts w:ascii="仿宋" w:eastAsia="仿宋" w:hAnsi="仿宋" w:hint="eastAsia"/>
+                <w:sz w:val="24"/>
+                <w:szCs w:val="24"/>
+              </w:rPr>
+              <w:t>3. 区分已排序、逆序与近乎有序输入下的比较和移动复杂度。</w:t>
             </w:r>
           </w:p>
         </w:tc>
@@ -2379,7 +2435,7 @@
                       <w:kern w:val="0"/>
                       <w:sz w:val="22"/>
                     </w:rPr>
-                    <w:t>到课并备齐当前任务材料</w:t>
+                    <w:t>携带五条冻结记录与插入排序逐趟表</w:t>
                   </w:r>
                 </w:p>
               </w:tc>
@@ -2532,7 +2588,7 @@
                       <w:kern w:val="0"/>
                       <w:sz w:val="22"/>
                     </w:rPr>
-                    <w:t>关注小规模数组的插入排序过程表中的处理依据</w:t>
+                    <w:t>记录每轮待插入键、右移项与有序前缀</w:t>
                   </w:r>
                 </w:p>
               </w:tc>
@@ -2685,7 +2741,7 @@
                       <w:kern w:val="0"/>
                       <w:sz w:val="22"/>
                     </w:rPr>
-                    <w:t>说明小规模数组的插入排序过程表的一项形成依据</w:t>
+                    <w:t>解释相等键处严格大于条件为何停止移动</w:t>
                   </w:r>
                 </w:p>
               </w:tc>
@@ -2899,7 +2955,7 @@
                       <w:kern w:val="0"/>
                       <w:sz w:val="22"/>
                     </w:rPr>
-                    <w:t>按本课要求保留对应记录</w:t>
+                    <w:t>保留resource_id与同键记录原输入次序</w:t>
                   </w:r>
                 </w:p>
               </w:tc>
@@ -3023,7 +3079,7 @@
                     </w:rPr>
                   </w:pPr>
                   <w:r>
-                    <w:t>说明小规模数组的插入排序过程表的职业用途</w:t>
+                    <w:t>说明稳定排序对记录追溯次序的作用</w:t>
                   </w:r>
                 </w:p>
               </w:tc>
@@ -3184,7 +3240,7 @@
                       <w:kern w:val="0"/>
                       <w:sz w:val="22"/>
                     </w:rPr>
-                    <w:t>如实报告小规模数组的插入排序过程表的完成情况</w:t>
+                    <w:t>数量只作算法键，不解释为可用库存</w:t>
                   </w:r>
                 </w:p>
               </w:tc>
@@ -3337,7 +3393,7 @@
                       <w:kern w:val="0"/>
                       <w:sz w:val="22"/>
                     </w:rPr>
-                    <w:t>整理本课材料及其对应位置</w:t>
+                    <w:t>分开记录键比较、右移和最终回填</w:t>
                   </w:r>
                 </w:p>
               </w:tc>
@@ -3503,7 +3559,7 @@
                       <w:kern w:val="0"/>
                       <w:sz w:val="22"/>
                     </w:rPr>
-                    <w:t>预读小规模数组的插入排序过程表对应的任务要求</w:t>
+                    <w:t>预读插入排序并提交&gt;与&gt;=的疑问</w:t>
                   </w:r>
                 </w:p>
               </w:tc>
@@ -3656,7 +3712,7 @@
                       <w:kern w:val="0"/>
                       <w:sz w:val="22"/>
                     </w:rPr>
-                    <w:t>围绕小规模数组的插入排序过程表解释处理决定</w:t>
+                    <w:t>引用两组同键轨迹判断稳定性结论</w:t>
                   </w:r>
                 </w:p>
               </w:tc>
@@ -3809,7 +3865,7 @@
                       <w:kern w:val="0"/>
                       <w:sz w:val="22"/>
                     </w:rPr>
-                    <w:t>提交小规模数组的插入排序过程表及修订说明</w:t>
+                    <w:t>交逐趟表、比较/移动统计及修订依据</w:t>
                   </w:r>
                 </w:p>
               </w:tc>
@@ -4008,7 +4064,7 @@
                       <w:kern w:val="0"/>
                       <w:sz w:val="22"/>
                     </w:rPr>
-                    <w:t>按本课任务形成小规模数组的插入排序过程表</w:t>
+                    <w:t>验证非降序、8次键比较、6次右移与稳定性</w:t>
                   </w:r>
                 </w:p>
               </w:tc>
@@ -4145,7 +4201,7 @@
                       <w:kern w:val="0"/>
                       <w:sz w:val="22"/>
                     </w:rPr>
-                    <w:t>说明小规模数组的插入排序过程表的形成依据</w:t>
+                    <w:t>展示一组同键记录排序前后的相对位置</w:t>
                   </w:r>
                 </w:p>
               </w:tc>
@@ -4282,7 +4338,7 @@
                       <w:kern w:val="0"/>
                       <w:sz w:val="22"/>
                     </w:rPr>
-                    <w:t>补齐小规模数组的插入排序过程表中的当前任务缺项</w:t>
+                    <w:t>按反馈重算相等键处理并修订过程表</w:t>
                   </w:r>
                 </w:p>
               </w:tc>
